--- a/output/Vietnam_Profile_DRAFT_SOURCES.docx
+++ b/output/Vietnam_Profile_DRAFT_SOURCES.docx
@@ -823,6 +823,13 @@
         <w:color w:val="6E6E6E"/>
         <w:sz w:val="18"/>
       </w:rPr>
+      <w:t xml:space="preserve">Cedars-Sinai International   </w:t>
+    </w:r>
+    <w:r>
+      <w:rPr>
+        <w:color w:val="6E6E6E"/>
+        <w:sz w:val="18"/>
+      </w:rPr>
       <w:fldChar w:fldCharType="begin"/>
     </w:r>
     <w:r>
